--- a/entrega_senai/02_resumo_expandido/RESUMO_EXPANDIDO_Camara_Climatizada.docx
+++ b/entrega_senai/02_resumo_expandido/RESUMO_EXPANDIDO_Camara_Climatizada.docx
@@ -247,7 +247,7 @@
           <w:szCs w:val="24"/>
           <w:rtl w:val="0"/>
         </w:rPr>
-        <w:t xml:space="preserve">Desenvolvemos uma modernização que preserva o controle existente e acrescenta supervisão remota, rastreabilidade e detecção imediata de falha. A relevância está em três benefícios mensuráveis: o ensaio deixa de exigir presença física, pois a telemetria chega ao operador em tempo real; cada evento passa a ter data e hora registradas, permitindo reconstituir o histórico; e a perda de um dispositivo é sinalizada em menos de um segundo, evitando que horas de ensaio sejam descartadas. A solução alinha-se ao Objetivo de Desenvolvimento Sustentável nove, ao promover infraestrutura industrial resiliente por meio de inovação acessível.</w:t>
+        <w:t xml:space="preserve">Foi desenvolvida uma modernização que preserva o controle existente e acrescenta supervisão remota, rastreabilidade e detecção imediata de falha. A relevância está em três benefícios mensuráveis: o ensaio deixa de exigir presença física, pois a telemetria chega ao operador em tempo real; cada evento passa a ter data e hora registradas, permitindo reconstituir o histórico; e a perda de um dispositivo é sinalizada em menos de um segundo, evitando que horas de ensaio sejam descartadas. A solução alinha-se ao Objetivo de Desenvolvimento Sustentável nove, ao promover infraestrutura industrial resiliente por meio de inovação acessível.</w:t>
       </w:r>
     </w:p>
     <w:p>

--- a/entrega_senai/02_resumo_expandido/RESUMO_EXPANDIDO_Camara_Climatizada.docx
+++ b/entrega_senai/02_resumo_expandido/RESUMO_EXPANDIDO_Camara_Climatizada.docx
@@ -381,7 +381,7 @@
           <w:szCs w:val="24"/>
           <w:rtl w:val="0"/>
         </w:rPr>
-        <w:t xml:space="preserve">O desenvolvimento partiu de uma maquete funcional em escala reduzida, que permitiu ensaiar a solução sem interromper a produção. A planta reproduz a cadeia de energia, da entrada em corrente alternada aos barramentos em corrente contínua, e alimenta uma câmara termoelétrica com duas pastilhas Peltier em série e um aquecedor cerâmico. O acionamento das cargas térmicas emprega drivers em ponte completa comandados por modulação por largura de pulso em vinte quilohertz, escolha fundamentada na literatura, que demonstra perda de eficiência quando pastilhas termoelétricas operam sob corrente pulsada. A cadeia de comando foi construída em eletrotécnica clássica, com relé de selo e botoeiras, de modo que a emergência funcione mesmo com o firmware travado. A documentação foi estruturada em camadas e convertida em modelo de dados, do qual são gerados os desenhos técnicos e a lista de materiais, com validadores que reprovam qualquer inconsistência.</w:t>
+        <w:t xml:space="preserve">O desenvolvimento partiu de uma maquete funcional em escala reduzida, que permitiu ensaiar a solução sem interromper a produção. A planta reproduz a cadeia de energia, da entrada em corrente alternada aos barramentos em corrente contínua, e alimenta uma câmara termoelétrica com duas pastilhas Peltier em série e um aquecedor cerâmico. O acionamento das cargas térmicas emprega drivers de potência com saída de diagnóstico de corrente, comandados por modulação por largura de pulso em vinte quilohertz, escolha fundamentada na literatura, que demonstra perda de eficiência quando pastilhas termoelétricas operam sob corrente pulsada. A cadeia de comando foi construída em eletrotécnica clássica, com relé de selo e botoeiras, de modo que a emergência funcione mesmo com o firmware travado. A documentação foi estruturada em camadas e convertida em modelo de dados, do qual são gerados os desenhos técnicos e a lista de materiais, com validadores que reprovam qualquer inconsistência.</w:t>
       </w:r>
     </w:p>
     <w:p>
